--- a/klagomål/A 37550-2026 FSC-klagomål.docx
+++ b/klagomål/A 37550-2026 FSC-klagomål.docx
@@ -1545,7 +1545,7 @@
     <w:r>
       <w:tab/>
       <w:tab/>
-      <w:t>2026-10-08</w:t>
+      <w:t>2026-10-09</w:t>
       <w:br/>
       <w:br/>
     </w:r>

--- a/klagomål/A 37550-2026 FSC-klagomål.docx
+++ b/klagomål/A 37550-2026 FSC-klagomål.docx
@@ -1545,7 +1545,7 @@
     <w:r>
       <w:tab/>
       <w:tab/>
-      <w:t>2026-10-09</w:t>
+      <w:t>2026-10-10</w:t>
       <w:br/>
       <w:br/>
     </w:r>

--- a/klagomål/A 37550-2026 FSC-klagomål.docx
+++ b/klagomål/A 37550-2026 FSC-klagomål.docx
@@ -1545,7 +1545,7 @@
     <w:r>
       <w:tab/>
       <w:tab/>
-      <w:t>2026-10-10</w:t>
+      <w:t>2026-10-11</w:t>
       <w:br/>
       <w:br/>
     </w:r>

--- a/klagomål/A 37550-2026 FSC-klagomål.docx
+++ b/klagomål/A 37550-2026 FSC-klagomål.docx
@@ -1545,7 +1545,7 @@
     <w:r>
       <w:tab/>
       <w:tab/>
-      <w:t>2026-10-11</w:t>
+      <w:t>2026-10-12</w:t>
       <w:br/>
       <w:br/>
     </w:r>

--- a/klagomål/A 37550-2026 FSC-klagomål.docx
+++ b/klagomål/A 37550-2026 FSC-klagomål.docx
@@ -1545,7 +1545,7 @@
     <w:r>
       <w:tab/>
       <w:tab/>
-      <w:t>2026-10-12</w:t>
+      <w:t>2026-10-13</w:t>
       <w:br/>
       <w:br/>
     </w:r>

--- a/klagomål/A 37550-2026 FSC-klagomål.docx
+++ b/klagomål/A 37550-2026 FSC-klagomål.docx
@@ -1545,7 +1545,7 @@
     <w:r>
       <w:tab/>
       <w:tab/>
-      <w:t>2026-10-13</w:t>
+      <w:t>2026-10-14</w:t>
       <w:br/>
       <w:br/>
     </w:r>

--- a/klagomål/A 37550-2026 FSC-klagomål.docx
+++ b/klagomål/A 37550-2026 FSC-klagomål.docx
@@ -1545,7 +1545,7 @@
     <w:r>
       <w:tab/>
       <w:tab/>
-      <w:t>2026-10-14</w:t>
+      <w:t>2026-10-15</w:t>
       <w:br/>
       <w:br/>
     </w:r>

--- a/klagomål/A 37550-2026 FSC-klagomål.docx
+++ b/klagomål/A 37550-2026 FSC-klagomål.docx
@@ -221,7 +221,7 @@
     </w:p>
     <w:p>
       <w:r>
-        <w:t>I och inom 8 meter från avverkningsanmälan finns fynd av 15 naturvårdsarter, varav 8 är rödlistade, 4 är fridlysta, 12 är typiska (T) och 4 är signalarter (S): blackticka (VU), garnlav (VU, T), lavskrika (NT, T, §4), lunglav (NT, T), rynkskinn (NT, T), skrovellav (NT, T), tretåig hackspett (NT, T, §4), älg (NT), bårdlav (S, T), plattlummer (S, T, §9), svavelriska (S), vedticka (S, T), nordisk stormhatt (T), ormbär (T) och spillkråka (T, §4). Se Figur 1.</w:t>
+        <w:t>I och inom 8 meter från avverkningsanmälan finns fynd av 19 naturvårdsarter, varav 9 är rödlistade, 5 är fridlysta, 15 är typiska (T) och 7 är signalarter (S): blackticka (VU), garnlav (VU, T), lavskrika (NT, T, §4), lunglav (NT, T), rynkskinn (NT, T), skrovellav (NT, T), talltita (NT, §4), tretåig hackspett (NT, T, §4), älg (NT), bårdlav (S, T), luddlav (S, T), mörk husmossa (S, T), plattlummer (S, T, §9), svavelriska (S), vedticka (S, T), ögonpyrola (S, T), nordisk stormhatt (T), ormbär (T) och spillkråka (T, §4). Se Figur 1.</w:t>
       </w:r>
     </w:p>
     <w:p>
@@ -444,6 +444,17 @@
         <w:rPr>
           <w:b/>
         </w:rPr>
+        <w:t>Talltita (NT, §4)</w:t>
+      </w:r>
+      <w:r>
+        <w:t>, rödlistad som nära hotad och prioriterad art i Skogsvårdslagen, har häckningsrevir i anmälan. Arten har minskat kraftigt de senaste 30 åren och minskningstakten innevarande 10-årsperiod beräknas till 20 (10–30) %. Talltitan är synnerligen trogen sitt cirka 15 hektar stora revir och är beroende av flerskiktade olikåldriga skogar för att kunna föda upp sina ungar. Talltitan försvinner om dess livsmiljö kalavverkas (Eggers &amp; Low, 2014; Ekman, 1979; Griesser et al, 2007; Klein, 2020; Siffczyk et al, 2003; SLU Artdatabanken, 2021).</w:t>
+      </w:r>
+    </w:p>
+    <w:p>
+      <w:r>
+        <w:rPr>
+          <w:b/>
+        </w:rPr>
         <w:t>Tretåig hackspett (NT, §4)</w:t>
       </w:r>
       <w:r>
@@ -520,6 +531,73 @@
         <w:rPr>
           <w:b/>
         </w:rPr>
+        <w:t>Luddlav</w:t>
+      </w:r>
+      <w:r>
+        <w:t xml:space="preserve"> signalerar lång skoglig kontinuitet med ett stabilt lokal- och mikroklimat med hög och jämn fuktighet. Luddlav är typisk art för </w:t>
+      </w:r>
+      <w:r>
+        <w:rPr>
+          <w:i/>
+        </w:rPr>
+        <w:t>9010 Taiga,</w:t>
+      </w:r>
+      <w:r>
+        <w:t xml:space="preserve"> </w:t>
+      </w:r>
+      <w:r>
+        <w:rPr>
+          <w:i/>
+        </w:rPr>
+        <w:t xml:space="preserve">9020 Nordlig ädellövskog, 9070 Trädklädd betesmark, 9110 Näringsfattig bokskog, 9180 Ädellövskog i branter </w:t>
+      </w:r>
+      <w:r>
+        <w:t>och</w:t>
+      </w:r>
+      <w:r>
+        <w:rPr>
+          <w:i/>
+        </w:rPr>
+        <w:t xml:space="preserve"> 9190 Näringsfattig ekskog </w:t>
+      </w:r>
+      <w:r>
+        <w:t>(Nitare &amp; Skogsstyrelsen, 2019; SLU Artdatabanken, 2025).</w:t>
+      </w:r>
+    </w:p>
+    <w:p>
+      <w:r>
+        <w:rPr>
+          <w:b/>
+        </w:rPr>
+        <w:t xml:space="preserve">Mörk husmossa </w:t>
+      </w:r>
+      <w:r>
+        <w:t xml:space="preserve">är en mycket bra signalart i södra och mellersta Sverige. Den är sannolikt svårspridd och växer huvudsakligen i skog med lång skoglig kontinuitet i områden med konstant hög luftfuktighet. Den är känslig för större avverkningar, men tål plockhuggning som lämnar ett tätare trädskikt och ett obrutet, fukthållande mosstäcke på marken. Ett par studier har klart visat att artens tillväxt försämras när skogen huggs ner intill växtplatsen, och att ett kalhygges påverkan på mörk husmossa avtar både med avståndet från kalhygget och ju fuktigare växtplatsen är. Mörk husmossa är typisk art för </w:t>
+      </w:r>
+      <w:r>
+        <w:rPr>
+          <w:i/>
+        </w:rPr>
+        <w:t xml:space="preserve">9010 Taiga, 9050 Näringsrik granskog, 9080 Lövsumpskog, 9750 Svämlövskog, 9020 Nordlig ädellövskog, 9160 Näringsrik ekskog </w:t>
+      </w:r>
+      <w:r>
+        <w:t>och</w:t>
+      </w:r>
+      <w:r>
+        <w:rPr>
+          <w:i/>
+        </w:rPr>
+        <w:t xml:space="preserve"> 9180 Ädellövskog i branter</w:t>
+      </w:r>
+      <w:r>
+        <w:t xml:space="preserve"> (SLU Artdatabanken, 2024; Nitare &amp; Skogsstyrelsen, 2019).</w:t>
+      </w:r>
+    </w:p>
+    <w:p>
+      <w:r>
+        <w:rPr>
+          <w:b/>
+        </w:rPr>
         <w:t>Plattlummer (§9)</w:t>
       </w:r>
       <w:r>
@@ -562,6 +640,35 @@
       </w:r>
       <w:r>
         <w:t>(Nitare &amp; Skogsstyrelsen, 2019; SLU Artdatabanken, 2025).</w:t>
+      </w:r>
+    </w:p>
+    <w:p>
+      <w:r>
+        <w:rPr>
+          <w:b/>
+        </w:rPr>
+        <w:t xml:space="preserve">Ögonpyrola </w:t>
+      </w:r>
+      <w:r>
+        <w:t xml:space="preserve">är normalt en bra signalart som visar på områden med höga naturvärden och stabila förhållanden, särskilt inom näringsfattiga trakter. Växten är mycket känslig för markskador och försvinner snabbt efter slutavverkning. Den hotas också av skogsgödsling och markavvattning. Ögonpyrola är typisk art för </w:t>
+      </w:r>
+      <w:r>
+        <w:rPr>
+          <w:i/>
+        </w:rPr>
+        <w:t>9010 Taiga</w:t>
+      </w:r>
+      <w:r>
+        <w:t xml:space="preserve"> och</w:t>
+      </w:r>
+      <w:r>
+        <w:rPr>
+          <w:i/>
+        </w:rPr>
+        <w:t xml:space="preserve"> 9070 Trädklädd betesmark</w:t>
+      </w:r>
+      <w:r>
+        <w:t xml:space="preserve"> (Nitare &amp; Skogsstyrelsen, 2019; SLU Artdatabanken, 2024).</w:t>
       </w:r>
     </w:p>
     <w:p>
@@ -757,7 +864,7 @@
         <w:rPr>
           <w:i/>
         </w:rPr>
-        <w:t>I det avverkningsanmälda skogsområdet har 15 naturvårdsarter varav 8 rödlistade arter sina livsmiljöer och växtplatser.</w:t>
+        <w:t>I det avverkningsanmälda skogsområdet har 19 naturvårdsarter varav 9 rödlistade arter sina livsmiljöer och växtplatser.</w:t>
       </w:r>
     </w:p>
     <w:p>
@@ -1142,6 +1249,126 @@
       </w:r>
       <w:r>
         <w:t>SLU Artdatabanken, Uppsala.</w:t>
+      </w:r>
+    </w:p>
+    <w:p>
+      <w:pPr>
+        <w:pStyle w:val="Heading1"/>
+      </w:pPr>
+      <w:r>
+        <w:t>Talltita – ekologi samt krav på livsmiljön</w:t>
+      </w:r>
+    </w:p>
+    <w:p>
+      <w:r>
+        <w:t>Talltita är rödlistad som NT, fridlyst och prioriterad art i Skogsvårdslagen. Den omfattas av EU:s fågeldirektiv. Arten har minskat kraftigt de senaste 30 åren och minskningstakten innevarande 10-årsperiod beräknas till 20 (10–30) % (SLU Artdatabanken, 2022).</w:t>
+      </w:r>
+    </w:p>
+    <w:p>
+      <w:r>
+        <w:t>Talltita föredrar större sammanhängande barrskogar, och finns såväl i tallskog som granskog och i lövblandad barrskog. Skogens struktur är viktig och ska helst vara flerskiktad med riklig underväxt av mindre granar, björk och andra lövträd och buskar. Tillgång på murknande högstubbar är särskilt viktig, eftersom talltitan helst själv hackar ut sitt bohål (SLU Artdatabanken, 2022).</w:t>
+      </w:r>
+    </w:p>
+    <w:p>
+      <w:r>
+        <w:t>Det finns flera studier som visar att talltita är känslig för gallring och inte överlever när dess livsmiljö kalavverkas (Eggers and Low, 2014; Griesser et al., 2007; Klein, 2020). Talltitans revir är förhållandevis stora, 10–20 hektar och arten missgynnas när skogen fragmenteras. Kalavverkning av större delar av reviret innebär att det överges (Artdatabanken, 2021).</w:t>
+      </w:r>
+    </w:p>
+    <w:p>
+      <w:r>
+        <w:t>Talltitan är synnerligen trogen sitt revir så länge paret lever och biotopen förblir intakt. Paret stannar i sitt revir året om. En förlust av ett revir har därför en stor inverkan på den lokala populationen och trakthyggesbruket anses vara orsak till den svenska populationens kraftiga minskning. Talltiteparets revirtrohet innebär att närhelst under året man observerar en adult talltita så ingår denna plats i reviret (Siffczyk et al., 2003; Ekman, 1979).</w:t>
+      </w:r>
+    </w:p>
+    <w:p>
+      <w:pPr>
+        <w:pStyle w:val="Heading2"/>
+      </w:pPr>
+      <w:r>
+        <w:t>Referenser – talltita</w:t>
+      </w:r>
+    </w:p>
+    <w:p>
+      <w:r>
+        <w:t xml:space="preserve">Eggers, S., Low, M., 2014. </w:t>
+      </w:r>
+      <w:r>
+        <w:rPr>
+          <w:i/>
+        </w:rPr>
+        <w:t xml:space="preserve">Differential demographic responses of sympatric Parids to vegetation management in boreal forest. </w:t>
+      </w:r>
+      <w:r>
+        <w:t>For. Ecol. Manage. 319, 169–175.</w:t>
+      </w:r>
+    </w:p>
+    <w:p>
+      <w:r>
+        <w:t xml:space="preserve">Ekman, J., 1979. </w:t>
+      </w:r>
+      <w:r>
+        <w:rPr>
+          <w:i/>
+        </w:rPr>
+        <w:t xml:space="preserve">Coherence, composition and territories of winter social groups of the Willow Tit Parus montanus and the Crested Tit P. cristatus. </w:t>
+      </w:r>
+      <w:r>
+        <w:t>Ornis Scandinavica, 10, pp 56–68</w:t>
+      </w:r>
+    </w:p>
+    <w:p>
+      <w:r>
+        <w:t xml:space="preserve">Griesser, M., Nystrand, M., Eggers, S., Ekman, J., 2007. </w:t>
+      </w:r>
+      <w:r>
+        <w:rPr>
+          <w:i/>
+        </w:rPr>
+        <w:t xml:space="preserve">Impact of forestry practices on fitness correlates and population productivity in an open-nesting bird species. </w:t>
+      </w:r>
+      <w:r>
+        <w:t>Conserv. Biol. 21, 767–774. https://doi.org/10.1111/j.1523- 1739.2007.00675.x</w:t>
+      </w:r>
+    </w:p>
+    <w:p>
+      <w:r>
+        <w:t xml:space="preserve">Klein, J., 2020. </w:t>
+      </w:r>
+      <w:r>
+        <w:rPr>
+          <w:i/>
+        </w:rPr>
+        <w:t xml:space="preserve">The forgotten forest – On thinning, retention, and biodiversity in the boreal forest. </w:t>
+      </w:r>
+      <w:r>
+        <w:t>Doctoral Thesis No. 2020:50</w:t>
+      </w:r>
+    </w:p>
+    <w:p>
+      <w:r>
+        <w:t xml:space="preserve">Siffczyk, C., Brotons, L., Kangas, K., Orell, M., 2003. </w:t>
+      </w:r>
+      <w:r>
+        <w:rPr>
+          <w:i/>
+        </w:rPr>
+        <w:t xml:space="preserve">Home range size of willow tits. </w:t>
+      </w:r>
+      <w:r>
+        <w:t>Oecologica, 136, 635–642 (2003)</w:t>
+      </w:r>
+    </w:p>
+    <w:p>
+      <w:r>
+        <w:t xml:space="preserve">SLU Artdatabanken, 2021. </w:t>
+      </w:r>
+      <w:r>
+        <w:rPr>
+          <w:i/>
+        </w:rPr>
+        <w:t xml:space="preserve">Artfaktablad. Naturvård – artfakta. </w:t>
+      </w:r>
+      <w:r>
+        <w:t>SLU Artdatabanken, Uppsala</w:t>
       </w:r>
     </w:p>
     <w:p>
@@ -1545,7 +1772,7 @@
     <w:r>
       <w:tab/>
       <w:tab/>
-      <w:t>2026-10-15</w:t>
+      <w:t>2026-10-16</w:t>
       <w:br/>
       <w:br/>
     </w:r>

--- a/klagomål/A 37550-2026 FSC-klagomål.docx
+++ b/klagomål/A 37550-2026 FSC-klagomål.docx
@@ -1772,7 +1772,7 @@
     <w:r>
       <w:tab/>
       <w:tab/>
-      <w:t>2026-10-16</w:t>
+      <w:t>2026-10-17</w:t>
       <w:br/>
       <w:br/>
     </w:r>

--- a/klagomål/A 37550-2026 FSC-klagomål.docx
+++ b/klagomål/A 37550-2026 FSC-klagomål.docx
@@ -1772,7 +1772,7 @@
     <w:r>
       <w:tab/>
       <w:tab/>
-      <w:t>2026-10-17</w:t>
+      <w:t>2026-10-18</w:t>
       <w:br/>
       <w:br/>
     </w:r>

--- a/klagomål/A 37550-2026 FSC-klagomål.docx
+++ b/klagomål/A 37550-2026 FSC-klagomål.docx
@@ -1772,7 +1772,7 @@
     <w:r>
       <w:tab/>
       <w:tab/>
-      <w:t>2026-10-18</w:t>
+      <w:t>2026-10-19</w:t>
       <w:br/>
       <w:br/>
     </w:r>

--- a/klagomål/A 37550-2026 FSC-klagomål.docx
+++ b/klagomål/A 37550-2026 FSC-klagomål.docx
@@ -1772,7 +1772,7 @@
     <w:r>
       <w:tab/>
       <w:tab/>
-      <w:t>2026-10-19</w:t>
+      <w:t>2026-10-20</w:t>
       <w:br/>
       <w:br/>
     </w:r>

--- a/klagomål/A 37550-2026 FSC-klagomål.docx
+++ b/klagomål/A 37550-2026 FSC-klagomål.docx
@@ -1772,7 +1772,7 @@
     <w:r>
       <w:tab/>
       <w:tab/>
-      <w:t>2026-10-20</w:t>
+      <w:t>2026-10-21</w:t>
       <w:br/>
       <w:br/>
     </w:r>

--- a/klagomål/A 37550-2026 FSC-klagomål.docx
+++ b/klagomål/A 37550-2026 FSC-klagomål.docx
@@ -1772,7 +1772,7 @@
     <w:r>
       <w:tab/>
       <w:tab/>
-      <w:t>2026-10-21</w:t>
+      <w:t>2026-10-22</w:t>
       <w:br/>
       <w:br/>
     </w:r>

--- a/klagomål/A 37550-2026 FSC-klagomål.docx
+++ b/klagomål/A 37550-2026 FSC-klagomål.docx
@@ -1772,7 +1772,7 @@
     <w:r>
       <w:tab/>
       <w:tab/>
-      <w:t>2026-10-22</w:t>
+      <w:t>2026-10-23</w:t>
       <w:br/>
       <w:br/>
     </w:r>

--- a/klagomål/A 37550-2026 FSC-klagomål.docx
+++ b/klagomål/A 37550-2026 FSC-klagomål.docx
@@ -1772,7 +1772,7 @@
     <w:r>
       <w:tab/>
       <w:tab/>
-      <w:t>2026-10-23</w:t>
+      <w:t>2026-10-24</w:t>
       <w:br/>
       <w:br/>
     </w:r>

--- a/klagomål/A 37550-2026 FSC-klagomål.docx
+++ b/klagomål/A 37550-2026 FSC-klagomål.docx
@@ -1772,7 +1772,7 @@
     <w:r>
       <w:tab/>
       <w:tab/>
-      <w:t>2026-10-24</w:t>
+      <w:t>2026-10-25</w:t>
       <w:br/>
       <w:br/>
     </w:r>

--- a/klagomål/A 37550-2026 FSC-klagomål.docx
+++ b/klagomål/A 37550-2026 FSC-klagomål.docx
@@ -1772,7 +1772,7 @@
     <w:r>
       <w:tab/>
       <w:tab/>
-      <w:t>2026-10-25</w:t>
+      <w:t>2026-10-26</w:t>
       <w:br/>
       <w:br/>
     </w:r>

--- a/klagomål/A 37550-2026 FSC-klagomål.docx
+++ b/klagomål/A 37550-2026 FSC-klagomål.docx
@@ -1772,7 +1772,7 @@
     <w:r>
       <w:tab/>
       <w:tab/>
-      <w:t>2026-10-26</w:t>
+      <w:t>2026-10-27</w:t>
       <w:br/>
       <w:br/>
     </w:r>

--- a/klagomål/A 37550-2026 FSC-klagomål.docx
+++ b/klagomål/A 37550-2026 FSC-klagomål.docx
@@ -1772,7 +1772,7 @@
     <w:r>
       <w:tab/>
       <w:tab/>
-      <w:t>2026-10-27</w:t>
+      <w:t>2026-10-28</w:t>
       <w:br/>
       <w:br/>
     </w:r>

--- a/klagomål/A 37550-2026 FSC-klagomål.docx
+++ b/klagomål/A 37550-2026 FSC-klagomål.docx
@@ -1772,7 +1772,7 @@
     <w:r>
       <w:tab/>
       <w:tab/>
-      <w:t>2026-10-28</w:t>
+      <w:t>2026-10-29</w:t>
       <w:br/>
       <w:br/>
     </w:r>

--- a/klagomål/A 37550-2026 FSC-klagomål.docx
+++ b/klagomål/A 37550-2026 FSC-klagomål.docx
@@ -1772,7 +1772,7 @@
     <w:r>
       <w:tab/>
       <w:tab/>
-      <w:t>2026-10-29</w:t>
+      <w:t>2026-10-31</w:t>
       <w:br/>
       <w:br/>
     </w:r>
